--- a/Nikhil_Resume.docx
+++ b/Nikhil_Resume.docx
@@ -19,10 +19,30 @@
           <w:rFonts w:ascii="Aparajita" w:hAnsi="Aparajita" w:cs="Aparajita"/>
           <w:b/>
           <w:bCs/>
+          <w:sz w:val="46"/>
+          <w:szCs w:val="46"/>
+        </w:rPr>
+        <w:t>Nikhil</w:t>
+      </w:r>
+      <w:r>
+        <w:rPr>
+          <w:rFonts w:ascii="Aparajita" w:hAnsi="Aparajita" w:cs="Aparajita"/>
+          <w:b/>
+          <w:bCs/>
           <w:sz w:val="44"/>
           <w:szCs w:val="44"/>
         </w:rPr>
-        <w:t>Nikhil Patil</w:t>
+        <w:t xml:space="preserve"> </w:t>
+      </w:r>
+      <w:r>
+        <w:rPr>
+          <w:rFonts w:ascii="Aparajita" w:hAnsi="Aparajita" w:cs="Aparajita"/>
+          <w:b/>
+          <w:bCs/>
+          <w:sz w:val="46"/>
+          <w:szCs w:val="46"/>
+        </w:rPr>
+        <w:t>Patil</w:t>
       </w:r>
     </w:p>
     <w:p>
@@ -51,7 +71,23 @@
           <w:sz w:val="22"/>
           <w:szCs w:val="22"/>
         </w:rPr>
-        <w:t xml:space="preserve">Dearborn, MI (Open to relocation) | (313)-467-2653 | panikhil@umich.edu | </w:t>
+        <w:t xml:space="preserve">Dearborn, MI (Open to relocation) | panikhil@umich.edu | </w:t>
+      </w:r>
+      <w:r>
+        <w:rPr>
+          <w:rFonts w:ascii="Calibri" w:hAnsi="Calibri" w:cs="Calibri"/>
+          <w:sz w:val="22"/>
+          <w:szCs w:val="22"/>
+        </w:rPr>
+        <w:t>www.linkedin.com/in/nikhilpatil4249</w:t>
+      </w:r>
+      <w:r>
+        <w:rPr>
+          <w:rFonts w:ascii="Calibri" w:hAnsi="Calibri" w:cs="Calibri"/>
+          <w:sz w:val="22"/>
+          <w:szCs w:val="22"/>
+        </w:rPr>
+        <w:t xml:space="preserve">| </w:t>
       </w:r>
       <w:hyperlink r:id="rId5" w:history="1">
         <w:r>
@@ -61,17 +97,9 @@
             <w:sz w:val="22"/>
             <w:szCs w:val="22"/>
           </w:rPr>
-          <w:t>LinkedIn</w:t>
+          <w:t>GitHub</w:t>
         </w:r>
       </w:hyperlink>
-      <w:r>
-        <w:rPr>
-          <w:rFonts w:ascii="Calibri" w:hAnsi="Calibri" w:cs="Calibri"/>
-          <w:sz w:val="22"/>
-          <w:szCs w:val="22"/>
-        </w:rPr>
-        <w:t xml:space="preserve"> | GitHub</w:t>
-      </w:r>
     </w:p>
     <w:p>
       <w:pPr>
@@ -518,6 +546,7 @@
           <w:szCs w:val="22"/>
         </w:rPr>
         <w:tab/>
+        <w:t xml:space="preserve"> </w:t>
       </w:r>
       <w:r>
         <w:rPr>
@@ -527,7 +556,7 @@
           <w:sz w:val="22"/>
           <w:szCs w:val="22"/>
         </w:rPr>
-        <w:t xml:space="preserve"> </w:t>
+        <w:tab/>
       </w:r>
       <w:r>
         <w:rPr>
@@ -608,27 +637,7 @@
           <w:szCs w:val="22"/>
         </w:rPr>
         <w:tab/>
-      </w:r>
-      <w:r>
-        <w:rPr>
-          <w:rFonts w:ascii="Calibri" w:hAnsi="Calibri" w:cs="Calibri"/>
-          <w:i/>
-          <w:iCs/>
-          <w:sz w:val="22"/>
-          <w:szCs w:val="22"/>
-        </w:rPr>
-        <w:tab/>
-        <w:t xml:space="preserve">     </w:t>
-      </w:r>
-      <w:r>
-        <w:rPr>
-          <w:rFonts w:ascii="Calibri" w:hAnsi="Calibri" w:cs="Calibri"/>
-          <w:i/>
-          <w:iCs/>
-          <w:sz w:val="22"/>
-          <w:szCs w:val="22"/>
-        </w:rPr>
-        <w:t xml:space="preserve">              </w:t>
+        <w:t xml:space="preserve">                   </w:t>
       </w:r>
       <w:r>
         <w:rPr>
@@ -681,7 +690,33 @@
           <w:sz w:val="22"/>
           <w:szCs w:val="22"/>
         </w:rPr>
-        <w:t>Database Systems, Deep Learning, Data Mining, Applied Regression Analysis, Big Data Analytics &amp; Visualization, Pattern Rec and Neural Networks, Intelligent Systems, Models of Operational Research, Information Sciences and Ethics</w:t>
+        <w:t xml:space="preserve">Database Systems, Deep Learning, Data Mining, Applied Regression Analysis, Big Data Analytics &amp; Visualization, Pattern Rec and Neural Networks, Intelligent Systems, Models of Operational Research, Information Sciences and </w:t>
+      </w:r>
+      <w:proofErr w:type="gramStart"/>
+      <w:r>
+        <w:rPr>
+          <w:rFonts w:ascii="Calibri" w:hAnsi="Calibri" w:cs="Calibri"/>
+          <w:sz w:val="22"/>
+          <w:szCs w:val="22"/>
+        </w:rPr>
+        <w:t>Ethics</w:t>
+      </w:r>
+      <w:r>
+        <w:rPr>
+          <w:rFonts w:ascii="Calibri" w:hAnsi="Calibri" w:cs="Calibri"/>
+          <w:sz w:val="22"/>
+          <w:szCs w:val="22"/>
+        </w:rPr>
+        <w:t>(</w:t>
+      </w:r>
+      <w:proofErr w:type="gramEnd"/>
+      <w:r>
+        <w:rPr>
+          <w:rFonts w:ascii="Calibri" w:hAnsi="Calibri" w:cs="Calibri"/>
+          <w:sz w:val="22"/>
+          <w:szCs w:val="22"/>
+        </w:rPr>
+        <w:t>HHS)</w:t>
       </w:r>
     </w:p>
     <w:p>
@@ -1332,7 +1367,15 @@
           <w:sz w:val="22"/>
           <w:szCs w:val="22"/>
         </w:rPr>
-        <w:t>Key Competencies:</w:t>
+        <w:t xml:space="preserve">Key Competencies: </w:t>
+      </w:r>
+      <w:r>
+        <w:rPr>
+          <w:rFonts w:ascii="Calibri" w:hAnsi="Calibri" w:cs="Calibri"/>
+          <w:sz w:val="22"/>
+          <w:szCs w:val="22"/>
+        </w:rPr>
+        <w:t>Exploratory Data Analysis,</w:t>
       </w:r>
       <w:r>
         <w:rPr>
@@ -1374,15 +1417,7 @@
           <w:sz w:val="22"/>
           <w:szCs w:val="22"/>
         </w:rPr>
-        <w:t xml:space="preserve">Time-Series Forecasting &amp; Predictive </w:t>
-      </w:r>
-      <w:r>
-        <w:rPr>
-          <w:rFonts w:ascii="Calibri" w:hAnsi="Calibri" w:cs="Calibri"/>
-          <w:sz w:val="22"/>
-          <w:szCs w:val="22"/>
-        </w:rPr>
-        <w:t>Modelling.</w:t>
+        <w:t>Time-Series Forecasting &amp; Predictive Modelling.</w:t>
       </w:r>
     </w:p>
     <w:p>
@@ -2065,52 +2100,61 @@
           <w:sz w:val="22"/>
           <w:szCs w:val="22"/>
         </w:rPr>
-        <w:t xml:space="preserve">Built and automated </w:t>
-      </w:r>
-      <w:r>
-        <w:rPr>
-          <w:rFonts w:ascii="Calibri" w:hAnsi="Calibri" w:cs="Calibri"/>
-          <w:b/>
-          <w:bCs/>
-          <w:sz w:val="22"/>
-          <w:szCs w:val="22"/>
-        </w:rPr>
-        <w:t>SQL-based ETL pipelines</w:t>
-      </w:r>
-      <w:r>
-        <w:rPr>
-          <w:rFonts w:ascii="Calibri" w:hAnsi="Calibri" w:cs="Calibri"/>
-          <w:sz w:val="22"/>
-          <w:szCs w:val="22"/>
-        </w:rPr>
-        <w:t xml:space="preserve"> to extract, transform, and load 10,000+ operational records, improving data</w:t>
-      </w:r>
-    </w:p>
-    <w:p>
-      <w:pPr>
-        <w:spacing w:after="0" w:line="240" w:lineRule="auto"/>
-        <w:ind w:left="284" w:hanging="142"/>
-        <w:rPr>
-          <w:rFonts w:ascii="Calibri" w:hAnsi="Calibri" w:cs="Calibri"/>
-          <w:sz w:val="22"/>
-          <w:szCs w:val="22"/>
-        </w:rPr>
-      </w:pPr>
-      <w:r>
-        <w:rPr>
-          <w:rFonts w:ascii="Calibri" w:hAnsi="Calibri" w:cs="Calibri"/>
-          <w:sz w:val="22"/>
-          <w:szCs w:val="22"/>
-        </w:rPr>
-        <w:t xml:space="preserve">  </w:t>
-      </w:r>
-      <w:r>
-        <w:rPr>
-          <w:rFonts w:ascii="Calibri" w:hAnsi="Calibri" w:cs="Calibri"/>
-          <w:sz w:val="22"/>
-          <w:szCs w:val="22"/>
-        </w:rPr>
-        <w:t>availability and reducing reporting latency.</w:t>
+        <w:t xml:space="preserve">Maintained and analysed </w:t>
+      </w:r>
+      <w:r>
+        <w:rPr>
+          <w:rFonts w:ascii="Calibri" w:hAnsi="Calibri" w:cs="Calibri"/>
+          <w:b/>
+          <w:bCs/>
+          <w:sz w:val="22"/>
+          <w:szCs w:val="22"/>
+        </w:rPr>
+        <w:t>detailed accident and patient records</w:t>
+      </w:r>
+      <w:r>
+        <w:rPr>
+          <w:rFonts w:ascii="Calibri" w:hAnsi="Calibri" w:cs="Calibri"/>
+          <w:sz w:val="22"/>
+          <w:szCs w:val="22"/>
+        </w:rPr>
+        <w:t xml:space="preserve"> using </w:t>
+      </w:r>
+      <w:r>
+        <w:rPr>
+          <w:rFonts w:ascii="Calibri" w:hAnsi="Calibri" w:cs="Calibri"/>
+          <w:b/>
+          <w:bCs/>
+          <w:sz w:val="22"/>
+          <w:szCs w:val="22"/>
+        </w:rPr>
+        <w:t>SQL</w:t>
+      </w:r>
+      <w:r>
+        <w:rPr>
+          <w:rFonts w:ascii="Calibri" w:hAnsi="Calibri" w:cs="Calibri"/>
+          <w:sz w:val="22"/>
+          <w:szCs w:val="22"/>
+        </w:rPr>
+        <w:t xml:space="preserve"> and </w:t>
+      </w:r>
+      <w:r>
+        <w:rPr>
+          <w:rFonts w:ascii="Calibri" w:hAnsi="Calibri" w:cs="Calibri"/>
+          <w:b/>
+          <w:bCs/>
+          <w:sz w:val="22"/>
+          <w:szCs w:val="22"/>
+        </w:rPr>
+        <w:t>Python</w:t>
+      </w:r>
+      <w:r>
+        <w:rPr>
+          <w:rFonts w:ascii="Calibri" w:hAnsi="Calibri" w:cs="Calibri"/>
+          <w:sz w:val="22"/>
+          <w:szCs w:val="22"/>
+        </w:rPr>
+        <w:t xml:space="preserve"> to identify patterns in accident-prone areas and support data-driven safety insights.</w:t>
       </w:r>
     </w:p>
     <w:p>
@@ -2136,25 +2180,25 @@
           <w:sz w:val="22"/>
           <w:szCs w:val="22"/>
         </w:rPr>
-        <w:t xml:space="preserve">Performed </w:t>
-      </w:r>
-      <w:r>
-        <w:rPr>
-          <w:rFonts w:ascii="Calibri" w:hAnsi="Calibri" w:cs="Calibri"/>
-          <w:b/>
-          <w:bCs/>
-          <w:sz w:val="22"/>
-          <w:szCs w:val="22"/>
-        </w:rPr>
-        <w:t>data cleaning, transformation, and exploratory analysis</w:t>
-      </w:r>
-      <w:r>
-        <w:rPr>
-          <w:rFonts w:ascii="Calibri" w:hAnsi="Calibri" w:cs="Calibri"/>
-          <w:sz w:val="22"/>
-          <w:szCs w:val="22"/>
-        </w:rPr>
-        <w:t xml:space="preserve"> using Python (Pandas, NumPy) to support operational analytics and decision-making.</w:t>
+        <w:t xml:space="preserve">Collaborated with </w:t>
+      </w:r>
+      <w:r>
+        <w:rPr>
+          <w:rFonts w:ascii="Calibri" w:hAnsi="Calibri" w:cs="Calibri"/>
+          <w:b/>
+          <w:bCs/>
+          <w:sz w:val="22"/>
+          <w:szCs w:val="22"/>
+        </w:rPr>
+        <w:t>cross-functional teams</w:t>
+      </w:r>
+      <w:r>
+        <w:rPr>
+          <w:rFonts w:ascii="Calibri" w:hAnsi="Calibri" w:cs="Calibri"/>
+          <w:sz w:val="22"/>
+          <w:szCs w:val="22"/>
+        </w:rPr>
+        <w:t xml:space="preserve"> to design and conduct local road-safety surveys, translating qualitative inputs into structured datasets for analysis.</w:t>
       </w:r>
     </w:p>
     <w:p>
@@ -2180,43 +2224,102 @@
           <w:sz w:val="22"/>
           <w:szCs w:val="22"/>
         </w:rPr>
-        <w:t xml:space="preserve">Conducted </w:t>
-      </w:r>
-      <w:r>
-        <w:rPr>
-          <w:rFonts w:ascii="Calibri" w:hAnsi="Calibri" w:cs="Calibri"/>
-          <w:b/>
-          <w:bCs/>
-          <w:sz w:val="22"/>
-          <w:szCs w:val="22"/>
-        </w:rPr>
-        <w:t>statistical analysis, trend analysis, and feature engineering</w:t>
-      </w:r>
-      <w:r>
-        <w:rPr>
-          <w:rFonts w:ascii="Calibri" w:hAnsi="Calibri" w:cs="Calibri"/>
-          <w:sz w:val="22"/>
-          <w:szCs w:val="22"/>
-        </w:rPr>
-        <w:t xml:space="preserve"> using Scikit-learn to identify root causes and improve predictive model performance by </w:t>
-      </w:r>
-      <w:r>
-        <w:rPr>
-          <w:rFonts w:ascii="Calibri" w:hAnsi="Calibri" w:cs="Calibri"/>
-          <w:b/>
-          <w:bCs/>
-          <w:sz w:val="22"/>
-          <w:szCs w:val="22"/>
-        </w:rPr>
-        <w:t>20%</w:t>
-      </w:r>
-      <w:r>
-        <w:rPr>
-          <w:rFonts w:ascii="Calibri" w:hAnsi="Calibri" w:cs="Calibri"/>
-          <w:sz w:val="22"/>
-          <w:szCs w:val="22"/>
-        </w:rPr>
-        <w:t>.</w:t>
+        <w:t xml:space="preserve">Utilized </w:t>
+      </w:r>
+      <w:r>
+        <w:rPr>
+          <w:rFonts w:ascii="Calibri" w:hAnsi="Calibri" w:cs="Calibri"/>
+          <w:b/>
+          <w:bCs/>
+          <w:sz w:val="22"/>
+          <w:szCs w:val="22"/>
+        </w:rPr>
+        <w:t>SQL, Python (Pandas, NumPy), and Tableau</w:t>
+      </w:r>
+      <w:r>
+        <w:rPr>
+          <w:rFonts w:ascii="Calibri" w:hAnsi="Calibri" w:cs="Calibri"/>
+          <w:sz w:val="22"/>
+          <w:szCs w:val="22"/>
+        </w:rPr>
+        <w:t xml:space="preserve"> to perform statistical analysis and build visual dashboards, enabling stakeholders to assess trends and prioritize safety improvements.</w:t>
+      </w:r>
+    </w:p>
+    <w:p>
+      <w:pPr>
+        <w:numPr>
+          <w:ilvl w:val="0"/>
+          <w:numId w:val="7"/>
+        </w:numPr>
+        <w:tabs>
+          <w:tab w:val="clear" w:pos="720"/>
+        </w:tabs>
+        <w:spacing w:after="0" w:line="240" w:lineRule="auto"/>
+        <w:ind w:left="284" w:hanging="142"/>
+        <w:jc w:val="both"/>
+        <w:rPr>
+          <w:rFonts w:ascii="Calibri" w:hAnsi="Calibri" w:cs="Calibri"/>
+          <w:sz w:val="22"/>
+          <w:szCs w:val="22"/>
+        </w:rPr>
+      </w:pPr>
+      <w:r>
+        <w:rPr>
+          <w:rFonts w:ascii="Calibri" w:hAnsi="Calibri" w:cs="Calibri"/>
+          <w:sz w:val="22"/>
+          <w:szCs w:val="22"/>
+        </w:rPr>
+        <w:t xml:space="preserve">Performed </w:t>
+      </w:r>
+      <w:r>
+        <w:rPr>
+          <w:rFonts w:ascii="Calibri" w:hAnsi="Calibri" w:cs="Calibri"/>
+          <w:b/>
+          <w:bCs/>
+          <w:sz w:val="22"/>
+          <w:szCs w:val="22"/>
+        </w:rPr>
+        <w:t>data cleaning, transformation, and exploratory analysis</w:t>
+      </w:r>
+      <w:r>
+        <w:rPr>
+          <w:rFonts w:ascii="Calibri" w:hAnsi="Calibri" w:cs="Calibri"/>
+          <w:sz w:val="22"/>
+          <w:szCs w:val="22"/>
+        </w:rPr>
+        <w:t xml:space="preserve"> using Python to support operational </w:t>
+      </w:r>
+      <w:r>
+        <w:rPr>
+          <w:rFonts w:ascii="Calibri" w:hAnsi="Calibri" w:cs="Calibri"/>
+          <w:sz w:val="22"/>
+          <w:szCs w:val="22"/>
+        </w:rPr>
+        <w:t>analysis &amp;</w:t>
+      </w:r>
+      <w:r>
+        <w:rPr>
+          <w:rFonts w:ascii="Calibri" w:hAnsi="Calibri" w:cs="Calibri"/>
+          <w:sz w:val="22"/>
+          <w:szCs w:val="22"/>
+        </w:rPr>
+        <w:t xml:space="preserve"> decision</w:t>
+      </w:r>
+      <w:r>
+        <w:rPr>
+          <w:rFonts w:ascii="Calibri" w:hAnsi="Calibri" w:cs="Calibri"/>
+          <w:sz w:val="22"/>
+          <w:szCs w:val="22"/>
+        </w:rPr>
+        <w:t xml:space="preserve"> </w:t>
+      </w:r>
+      <w:r>
+        <w:rPr>
+          <w:rFonts w:ascii="Calibri" w:hAnsi="Calibri" w:cs="Calibri"/>
+          <w:sz w:val="22"/>
+          <w:szCs w:val="22"/>
+        </w:rPr>
+        <w:t>making.</w:t>
       </w:r>
     </w:p>
     <w:p>
@@ -2948,22 +3051,6 @@
           <w:sz w:val="22"/>
           <w:szCs w:val="22"/>
         </w:rPr>
-        <w:t>Designed</w:t>
-      </w:r>
-      <w:r>
-        <w:rPr>
-          <w:rFonts w:ascii="Calibri" w:hAnsi="Calibri" w:cs="Calibri"/>
-          <w:sz w:val="22"/>
-          <w:szCs w:val="22"/>
-        </w:rPr>
-        <w:t xml:space="preserve"> </w:t>
-      </w:r>
-      <w:r>
-        <w:rPr>
-          <w:rFonts w:ascii="Calibri" w:hAnsi="Calibri" w:cs="Calibri"/>
-          <w:sz w:val="22"/>
-          <w:szCs w:val="22"/>
-        </w:rPr>
         <w:t xml:space="preserve">Developed a scalable data </w:t>
       </w:r>
       <w:proofErr w:type="spellStart"/>
@@ -3000,7 +3087,51 @@
           <w:sz w:val="22"/>
           <w:szCs w:val="22"/>
         </w:rPr>
-        <w:t xml:space="preserve"> 2M+ utility records and optimize household energy costs through predictive analytics and Power BI insights.</w:t>
+        <w:t xml:space="preserve"> 2M+ utility records and optimize household energy costs through </w:t>
+      </w:r>
+      <w:r>
+        <w:rPr>
+          <w:rFonts w:ascii="Calibri" w:hAnsi="Calibri" w:cs="Calibri"/>
+          <w:b/>
+          <w:bCs/>
+          <w:sz w:val="22"/>
+          <w:szCs w:val="22"/>
+        </w:rPr>
+        <w:t>exploratory data analysis</w:t>
+      </w:r>
+      <w:r>
+        <w:rPr>
+          <w:rFonts w:ascii="Calibri" w:hAnsi="Calibri" w:cs="Calibri"/>
+          <w:sz w:val="22"/>
+          <w:szCs w:val="22"/>
+        </w:rPr>
+        <w:t xml:space="preserve">, </w:t>
+      </w:r>
+      <w:r>
+        <w:rPr>
+          <w:rFonts w:ascii="Calibri" w:hAnsi="Calibri" w:cs="Calibri"/>
+          <w:sz w:val="22"/>
+          <w:szCs w:val="22"/>
+        </w:rPr>
+        <w:t xml:space="preserve">predictive analytics and </w:t>
+      </w:r>
+      <w:r>
+        <w:rPr>
+          <w:rFonts w:ascii="Calibri" w:hAnsi="Calibri" w:cs="Calibri"/>
+          <w:b/>
+          <w:bCs/>
+          <w:sz w:val="22"/>
+          <w:szCs w:val="22"/>
+        </w:rPr>
+        <w:t>Power BI</w:t>
+      </w:r>
+      <w:r>
+        <w:rPr>
+          <w:rFonts w:ascii="Calibri" w:hAnsi="Calibri" w:cs="Calibri"/>
+          <w:sz w:val="22"/>
+          <w:szCs w:val="22"/>
+        </w:rPr>
+        <w:t xml:space="preserve"> insights.</w:t>
       </w:r>
     </w:p>
     <w:p>
@@ -3428,7 +3559,7 @@
     </w:p>
     <w:sectPr>
       <w:pgSz w:w="12474" w:h="16443"/>
-      <w:pgMar w:top="142" w:right="284" w:bottom="142" w:left="284" w:header="709" w:footer="709" w:gutter="0"/>
+      <w:pgMar w:top="0" w:right="284" w:bottom="0" w:left="284" w:header="709" w:footer="709" w:gutter="0"/>
       <w:cols w:space="708"/>
       <w:docGrid w:linePitch="360"/>
     </w:sectPr>
@@ -6819,6 +6950,18 @@
       <w:shd w:val="clear" w:color="auto" w:fill="E1DFDD"/>
     </w:rPr>
   </w:style>
+  <w:style w:type="character" w:styleId="FollowedHyperlink">
+    <w:name w:val="FollowedHyperlink"/>
+    <w:basedOn w:val="DefaultParagraphFont"/>
+    <w:uiPriority w:val="99"/>
+    <w:semiHidden/>
+    <w:unhideWhenUsed/>
+    <w:rsid w:val="006E35B2"/>
+    <w:rPr>
+      <w:color w:val="96607D" w:themeColor="followedHyperlink"/>
+      <w:u w:val="single"/>
+    </w:rPr>
+  </w:style>
 </w:styles>
 </file>
 

--- a/Nikhil_Resume.docx
+++ b/Nikhil_Resume.docx
@@ -690,33 +690,15 @@
           <w:sz w:val="22"/>
           <w:szCs w:val="22"/>
         </w:rPr>
-        <w:t xml:space="preserve">Database Systems, Deep Learning, Data Mining, Applied Regression Analysis, Big Data Analytics &amp; Visualization, Pattern Rec and Neural Networks, Intelligent Systems, Models of Operational Research, Information Sciences and </w:t>
-      </w:r>
-      <w:proofErr w:type="gramStart"/>
-      <w:r>
-        <w:rPr>
-          <w:rFonts w:ascii="Calibri" w:hAnsi="Calibri" w:cs="Calibri"/>
-          <w:sz w:val="22"/>
-          <w:szCs w:val="22"/>
-        </w:rPr>
-        <w:t>Ethics</w:t>
-      </w:r>
-      <w:r>
-        <w:rPr>
-          <w:rFonts w:ascii="Calibri" w:hAnsi="Calibri" w:cs="Calibri"/>
-          <w:sz w:val="22"/>
-          <w:szCs w:val="22"/>
-        </w:rPr>
-        <w:t>(</w:t>
-      </w:r>
-      <w:proofErr w:type="gramEnd"/>
-      <w:r>
-        <w:rPr>
-          <w:rFonts w:ascii="Calibri" w:hAnsi="Calibri" w:cs="Calibri"/>
-          <w:sz w:val="22"/>
-          <w:szCs w:val="22"/>
-        </w:rPr>
-        <w:t>HHS)</w:t>
+        <w:t>Database Systems, Deep Learning, Data Mining, Applied Regression Analysis, Big Data Analytics &amp; Visualization, Pattern Rec and Neural Networks, Intelligent Systems, Models of Operational Research, Information Sciences and Ethics</w:t>
+      </w:r>
+      <w:r>
+        <w:rPr>
+          <w:rFonts w:ascii="Calibri" w:hAnsi="Calibri" w:cs="Calibri"/>
+          <w:sz w:val="22"/>
+          <w:szCs w:val="22"/>
+        </w:rPr>
+        <w:t>(HHS)</w:t>
       </w:r>
     </w:p>
     <w:p>
@@ -6586,6 +6568,7 @@
   <w:style w:type="character" w:default="1" w:styleId="DefaultParagraphFont">
     <w:name w:val="Default Paragraph Font"/>
     <w:uiPriority w:val="1"/>
+    <w:semiHidden/>
     <w:unhideWhenUsed/>
   </w:style>
   <w:style w:type="table" w:default="1" w:styleId="TableNormal">
